--- a/2_COMPNET/lab6/report.docx
+++ b/2_COMPNET/lab6/report.docx
@@ -316,8 +316,8 @@
         <w:t>ОДЕРЖАНИЕ</w:t>
       </w:r>
     </w:p>
-    <w:bookmarkStart w:id="1" w:name="_Toc177290781" w:displacedByCustomXml="next"/>
-    <w:bookmarkStart w:id="2" w:name="_Toc177307350" w:displacedByCustomXml="next"/>
+    <w:bookmarkStart w:id="1" w:name="_Toc177307350" w:displacedByCustomXml="next"/>
+    <w:bookmarkStart w:id="2" w:name="_Toc177290781" w:displacedByCustomXml="next"/>
     <w:sdt>
       <w:sdtPr>
         <w:rPr>
@@ -1414,6 +1414,9 @@
         <w:pStyle w:val="aff"/>
       </w:pPr>
       <w:r>
+        <w:rPr>
+          <w:noProof/>
+        </w:rPr>
         <w:drawing>
           <wp:inline distT="0" distB="0" distL="0" distR="0" wp14:anchorId="7AFF85A8" wp14:editId="254330AB">
             <wp:extent cx="6120130" cy="2523490"/>
@@ -1905,6 +1908,9 @@
               <w:pStyle w:val="afb"/>
               <w:spacing w:line="240" w:lineRule="auto"/>
               <w:ind w:firstLine="0"/>
+              <w:rPr>
+                <w:lang w:val="en-US"/>
+              </w:rPr>
             </w:pPr>
             <w:proofErr w:type="spellStart"/>
             <w:r>
@@ -2003,6 +2009,9 @@
         <w:t xml:space="preserve"> </w:t>
       </w:r>
       <w:r>
+        <w:rPr>
+          <w:noProof/>
+        </w:rPr>
         <w:drawing>
           <wp:inline distT="0" distB="0" distL="0" distR="0" wp14:anchorId="1996609B" wp14:editId="27948D2A">
             <wp:extent cx="4126332" cy="1097280"/>
@@ -2056,6 +2065,7 @@
       </w:pPr>
       <w:r>
         <w:rPr>
+          <w:noProof/>
           <w:lang w:val="en-US"/>
         </w:rPr>
         <w:drawing>
@@ -2218,6 +2228,9 @@
         <w:pStyle w:val="aff"/>
       </w:pPr>
       <w:r>
+        <w:rPr>
+          <w:noProof/>
+        </w:rPr>
         <w:drawing>
           <wp:inline distT="0" distB="0" distL="0" distR="0" wp14:anchorId="2D0F1439" wp14:editId="1E979A74">
             <wp:extent cx="6120130" cy="3223260"/>
@@ -2311,6 +2324,9 @@
         </w:rPr>
       </w:pPr>
       <w:r>
+        <w:rPr>
+          <w:noProof/>
+        </w:rPr>
         <w:lastRenderedPageBreak/>
         <w:drawing>
           <wp:inline distT="0" distB="0" distL="0" distR="0" wp14:anchorId="36884C28" wp14:editId="670D637E">
@@ -2358,6 +2374,7 @@
       </w:pPr>
       <w:r>
         <w:rPr>
+          <w:noProof/>
           <w:lang w:val="en-US"/>
         </w:rPr>
         <w:drawing>
@@ -5880,6 +5897,7 @@
   <w:style w:type="character" w:default="1" w:styleId="a1">
     <w:name w:val="Default Paragraph Font"/>
     <w:uiPriority w:val="1"/>
+    <w:semiHidden/>
     <w:unhideWhenUsed/>
   </w:style>
   <w:style w:type="table" w:default="1" w:styleId="a2">
